--- a/grade8/Fluency-Lab-Package/module-materials/Module-3-Divide/FluencyLab_M3_LongDivision_Light.docx
+++ b/grade8/Fluency-Lab-Package/module-materials/Module-3-Divide/FluencyLab_M3_LongDivision_Light.docx
@@ -49,6 +49,9 @@
         <w:gridCol w:w="5960"/>
       </w:tblGrid>
       <w:tr>
+        <w:trPr>
+          <w:cantSplit/>
+        </w:trPr>
         <w:tc>
           <w:tcPr>
             <w:tcW w:type="dxa" w:w="3400"/>
@@ -155,6 +158,9 @@
         <w:gridCol w:w="9360"/>
       </w:tblGrid>
       <w:tr>
+        <w:trPr>
+          <w:cantSplit/>
+        </w:trPr>
         <w:tc>
           <w:tcPr>
             <w:tcW w:type="dxa" w:w="9360"/>
@@ -329,7 +335,7 @@
           <w:sz w:val="22"/>
           <w:szCs w:val="22"/>
         </w:rPr>
-        <w:t xml:space="preserve">Divide, multiply, subtract, bring down — repeat. Then check by multiplying back: 4 × 64 = 256. If there’s a leftover, that’s the remainder.</w:t>
+        <w:t xml:space="preserve">Divide, multiply, subtract, bring down. Check: 4 × 64 = 256</w:t>
       </w:r>
     </w:p>
     <w:p>
@@ -345,7 +351,7 @@
           <w:sz w:val="26"/>
           <w:szCs w:val="26"/>
         </w:rPr>
-        <w:t xml:space="preserve">Copy the move — worked example, then your turn</w:t>
+        <w:t xml:space="preserve">Worked example, then your turn</w:t>
       </w:r>
     </w:p>
     <w:tbl>
@@ -365,6 +371,9 @@
         <w:gridCol w:w="4680"/>
       </w:tblGrid>
       <w:tr>
+        <w:trPr>
+          <w:cantSplit/>
+        </w:trPr>
         <w:tc>
           <w:tcPr>
             <w:tcW w:type="dxa" w:w="4680"/>
@@ -420,7 +429,7 @@
                 <w:sz w:val="17"/>
                 <w:szCs w:val="17"/>
               </w:rPr>
-              <w:t xml:space="preserve">6 into 7 = 1 (6, leaves 1). Bring down 2 → 12. 6 into 12 = 2.</w:t>
+              <w:t xml:space="preserve">6 into 7 = 1.  7 − 6 = 1.  Bring down 2 → 12.  6 into 12 = 2.</w:t>
             </w:r>
           </w:p>
         </w:tc>
@@ -453,7 +462,7 @@
                 <w:sz w:val="19"/>
                 <w:szCs w:val="19"/>
               </w:rPr>
-              <w:t xml:space="preserve">Now you try — just like it</w:t>
+              <w:t xml:space="preserve">Your turn</w:t>
             </w:r>
           </w:p>
           <w:p>
@@ -517,6 +526,9 @@
         </w:tc>
       </w:tr>
       <w:tr>
+        <w:trPr>
+          <w:cantSplit/>
+        </w:trPr>
         <w:tc>
           <w:tcPr>
             <w:tcW w:type="dxa" w:w="4680"/>
@@ -572,7 +584,7 @@
                 <w:sz w:val="17"/>
                 <w:szCs w:val="17"/>
               </w:rPr>
-              <w:t xml:space="preserve">4 into 25 = 6 (24, leaves 1). Bring down 6 → 16. 4 into 16 = 4.</w:t>
+              <w:t xml:space="preserve">4 into 25 = 6.  25 − 24 = 1.  Bring down 6 → 16.  4 into 16 = 4.</w:t>
             </w:r>
           </w:p>
         </w:tc>
@@ -605,7 +617,7 @@
                 <w:sz w:val="19"/>
                 <w:szCs w:val="19"/>
               </w:rPr>
-              <w:t xml:space="preserve">Now you try — just like it</w:t>
+              <w:t xml:space="preserve">Your turn</w:t>
             </w:r>
           </w:p>
           <w:p>
@@ -669,6 +681,9 @@
         </w:tc>
       </w:tr>
       <w:tr>
+        <w:trPr>
+          <w:cantSplit/>
+        </w:trPr>
         <w:tc>
           <w:tcPr>
             <w:tcW w:type="dxa" w:w="4680"/>
@@ -724,7 +739,7 @@
                 <w:sz w:val="17"/>
                 <w:szCs w:val="17"/>
               </w:rPr>
-              <w:t xml:space="preserve">4 into 13 = 3 (12, leaves 1). Bring down 9 → 19. 4 into 19 = 4, leaves 3 → remainder.</w:t>
+              <w:t xml:space="preserve">4 into 13 = 3.  13 − 12 = 1.  Bring down 9 → 19.  4 into 19 = 4.  19 − 16 = 3 → r 3</w:t>
             </w:r>
           </w:p>
         </w:tc>
@@ -757,7 +772,7 @@
                 <w:sz w:val="19"/>
                 <w:szCs w:val="19"/>
               </w:rPr>
-              <w:t xml:space="preserve">Now you try — just like it</w:t>
+              <w:t xml:space="preserve">Your turn</w:t>
             </w:r>
           </w:p>
           <w:p>
@@ -854,6 +869,9 @@
         <w:gridCol w:w="4680"/>
       </w:tblGrid>
       <w:tr>
+        <w:trPr>
+          <w:cantSplit/>
+        </w:trPr>
         <w:tc>
           <w:tcPr>
             <w:tcW w:type="dxa" w:w="4680"/>
@@ -1036,6 +1054,9 @@
         </w:tc>
       </w:tr>
       <w:tr>
+        <w:trPr>
+          <w:cantSplit/>
+        </w:trPr>
         <w:tc>
           <w:tcPr>
             <w:tcW w:type="dxa" w:w="4680"/>
@@ -1218,6 +1239,9 @@
         </w:tc>
       </w:tr>
       <w:tr>
+        <w:trPr>
+          <w:cantSplit/>
+        </w:trPr>
         <w:tc>
           <w:tcPr>
             <w:tcW w:type="dxa" w:w="4680"/>
@@ -1416,6 +1440,9 @@
         <w:gridCol w:w="9360"/>
       </w:tblGrid>
       <w:tr>
+        <w:trPr>
+          <w:cantSplit/>
+        </w:trPr>
         <w:tc>
           <w:tcPr>
             <w:tcW w:type="dxa" w:w="9360"/>
